--- a/шаблон_с_приложениями.docx
+++ b/шаблон_с_приложениями.docx
@@ -335,14 +335,6 @@
         </w:rPr>
         <w:t>,</w:t>
       </w:r>
-    </w:p>
-    <w:p>
-      <w:pPr>
-        <w:rPr>
-          <w:rFonts w:cstheme="minorHAnsi"/>
-          <w:lang w:val="en-US"/>
-        </w:rPr>
-      </w:pPr>
     </w:p>
     <w:p>
       <w:pPr>
